--- a/output/TableS3_HWISE_PSS_by_season.docx
+++ b/output/TableS3_HWISE_PSS_by_season.docx
@@ -25,7 +25,7 @@
         <w:ind w:left="60" w:right="60" w:firstLine="0" w:firstLineChars="0"/>
       </w:pPr>
       <w:r>
-        <w:t xml:space="preserve">**Table. HWISE and PSS scores by season (n = 399)**</w:t>
+        <w:t xml:space="preserve">**Table. HWISE by season (n = 399)**</w:t>
       </w:r>
     </w:p>
     <w:tbl xmlns:a="http://schemas.openxmlformats.org/drawingml/2006/main" xmlns:pic="http://schemas.openxmlformats.org/drawingml/2006/picture">
@@ -35,7 +35,7 @@
         <w:tblLook w:firstRow="1" w:lastRow="0" w:firstColumn="0" w:lastColumn="0" w:noHBand="0" w:noVBand="1"/>
       </w:tblPr>
       <w:tblGrid>
-        <w:gridCol w:w="3051"/>
+        <w:gridCol w:w="3174"/>
         <w:gridCol w:w="1426"/>
         <w:gridCol w:w="1426"/>
         <w:gridCol w:w="1426"/>
@@ -5150,572 +5150,12 @@
       </w:tr>
       <w:tr>
         <w:trPr>
-          <w:trHeight w:val="618" w:hRule="auto"/>
-        </w:trPr>
-        <w:tc>
-          <w:tcPr>
-            <w:tcBorders>
-              <w:bottom w:val="none" w:sz="0" w:space="0" w:color="000000"/>
-              <w:top w:val="none" w:sz="0" w:space="0" w:color="000000"/>
-              <w:left w:val="none" w:sz="0" w:space="0" w:color="000000"/>
-              <w:right w:val="none" w:sz="0" w:space="0" w:color="000000"/>
-            </w:tcBorders>
-            <w:shd w:val="clear" w:color="auto" w:fill="FFFFFF"/>
-            <w:tcMar>
-              <w:top w:w="0" w:type="dxa"/>
-              <w:bottom w:w="0" w:type="dxa"/>
-              <w:left w:w="0" w:type="dxa"/>
-              <w:right w:w="0" w:type="dxa"/>
-            </w:tcMar>
-            <w:vAlign w:val="top"/>
-          </w:tcPr>
-          <w:p>
-            <w:pPr>
-              <w:pStyle w:val="Normal"/>
-              <w:jc w:val="left"/>
-              <w:pBdr>
-                <w:bottom w:val="none" w:sz="0" w:space="0" w:color="000000"/>
-                <w:top w:val="none" w:sz="0" w:space="0" w:color="000000"/>
-                <w:left w:val="none" w:sz="0" w:space="0" w:color="000000"/>
-                <w:right w:val="none" w:sz="0" w:space="0" w:color="000000"/>
-              </w:pBdr>
-              <w:spacing w:after="100" w:before="100" w:line="240"/>
-              <w:ind w:left="100" w:right="100" w:firstLine="0" w:firstLineChars="0"/>
-              <w:rPr>
-                <w:rFonts w:ascii="Helvetica" w:hAnsi="Helvetica" w:eastAsia="Helvetica" w:cs="Helvetica"/>
-                <w:i w:val="false"/>
-                <w:b w:val="true"/>
-                <w:u w:val="none"/>
-                <w:strike w:val="false"/>
-                <w:sz w:val="22"/>
-                <w:szCs w:val="22"/>
-                <w:color w:val="000000"/>
-              </w:rPr>
-            </w:pPr>
-            <w:r>
-              <w:rPr>
-                <w:rFonts w:ascii="Helvetica" w:hAnsi="Helvetica" w:eastAsia="Helvetica" w:cs="Helvetica"/>
-                <w:i w:val="false"/>
-                <w:b w:val="true"/>
-                <w:u w:val="none"/>
-                <w:strike w:val="false"/>
-                <w:sz w:val="22"/>
-                <w:szCs w:val="22"/>
-                <w:color w:val="000000"/>
-              </w:rPr>
-              <w:t xml:space="preserve">PSS-14 total score (0-56)</w:t>
-            </w:r>
-          </w:p>
-        </w:tc>
-        <w:tc>
-          <w:tcPr>
-            <w:tcBorders>
-              <w:bottom w:val="none" w:sz="0" w:space="0" w:color="000000"/>
-              <w:top w:val="none" w:sz="0" w:space="0" w:color="000000"/>
-              <w:left w:val="none" w:sz="0" w:space="0" w:color="000000"/>
-              <w:right w:val="none" w:sz="0" w:space="0" w:color="000000"/>
-            </w:tcBorders>
-            <w:shd w:val="clear" w:color="auto" w:fill="FFFFFF"/>
-            <w:tcMar>
-              <w:top w:w="0" w:type="dxa"/>
-              <w:bottom w:w="0" w:type="dxa"/>
-              <w:left w:w="0" w:type="dxa"/>
-              <w:right w:w="0" w:type="dxa"/>
-            </w:tcMar>
-            <w:vAlign w:val="top"/>
-          </w:tcPr>
-          <w:p>
-            <w:pPr>
-              <w:pStyle w:val="Normal"/>
-              <w:jc w:val="center"/>
-              <w:pBdr>
-                <w:bottom w:val="none" w:sz="0" w:space="0" w:color="000000"/>
-                <w:top w:val="none" w:sz="0" w:space="0" w:color="000000"/>
-                <w:left w:val="none" w:sz="0" w:space="0" w:color="000000"/>
-                <w:right w:val="none" w:sz="0" w:space="0" w:color="000000"/>
-              </w:pBdr>
-              <w:spacing w:after="100" w:before="100" w:line="240"/>
-              <w:ind w:left="100" w:right="100" w:firstLine="0" w:firstLineChars="0"/>
-              <w:rPr>
-                <w:rFonts w:ascii="Helvetica" w:hAnsi="Helvetica" w:eastAsia="Helvetica" w:cs="Helvetica"/>
-                <w:i w:val="false"/>
-                <w:b w:val="false"/>
-                <w:u w:val="none"/>
-                <w:strike w:val="false"/>
-                <w:sz w:val="22"/>
-                <w:szCs w:val="22"/>
-                <w:color w:val="000000"/>
-              </w:rPr>
-            </w:pPr>
-            <w:r>
-              <w:rPr>
-                <w:rFonts w:ascii="Helvetica" w:hAnsi="Helvetica" w:eastAsia="Helvetica" w:cs="Helvetica"/>
-                <w:i w:val="false"/>
-                <w:b w:val="false"/>
-                <w:u w:val="none"/>
-                <w:strike w:val="false"/>
-                <w:sz w:val="22"/>
-                <w:szCs w:val="22"/>
-                <w:color w:val="000000"/>
-              </w:rPr>
-              <w:t xml:space="preserve">27.3 (7.2)</w:t>
-            </w:r>
-          </w:p>
-        </w:tc>
-        <w:tc>
-          <w:tcPr>
-            <w:tcBorders>
-              <w:bottom w:val="none" w:sz="0" w:space="0" w:color="000000"/>
-              <w:top w:val="none" w:sz="0" w:space="0" w:color="000000"/>
-              <w:left w:val="none" w:sz="0" w:space="0" w:color="000000"/>
-              <w:right w:val="none" w:sz="0" w:space="0" w:color="000000"/>
-            </w:tcBorders>
-            <w:shd w:val="clear" w:color="auto" w:fill="FFFFFF"/>
-            <w:tcMar>
-              <w:top w:w="0" w:type="dxa"/>
-              <w:bottom w:w="0" w:type="dxa"/>
-              <w:left w:w="0" w:type="dxa"/>
-              <w:right w:w="0" w:type="dxa"/>
-            </w:tcMar>
-            <w:vAlign w:val="top"/>
-          </w:tcPr>
-          <w:p>
-            <w:pPr>
-              <w:pStyle w:val="Normal"/>
-              <w:jc w:val="center"/>
-              <w:pBdr>
-                <w:bottom w:val="none" w:sz="0" w:space="0" w:color="000000"/>
-                <w:top w:val="none" w:sz="0" w:space="0" w:color="000000"/>
-                <w:left w:val="none" w:sz="0" w:space="0" w:color="000000"/>
-                <w:right w:val="none" w:sz="0" w:space="0" w:color="000000"/>
-              </w:pBdr>
-              <w:spacing w:after="100" w:before="100" w:line="240"/>
-              <w:ind w:left="100" w:right="100" w:firstLine="0" w:firstLineChars="0"/>
-              <w:rPr>
-                <w:rFonts w:ascii="Helvetica" w:hAnsi="Helvetica" w:eastAsia="Helvetica" w:cs="Helvetica"/>
-                <w:i w:val="false"/>
-                <w:b w:val="false"/>
-                <w:u w:val="none"/>
-                <w:strike w:val="false"/>
-                <w:sz w:val="22"/>
-                <w:szCs w:val="22"/>
-                <w:color w:val="000000"/>
-              </w:rPr>
-            </w:pPr>
-            <w:r>
-              <w:rPr>
-                <w:rFonts w:ascii="Helvetica" w:hAnsi="Helvetica" w:eastAsia="Helvetica" w:cs="Helvetica"/>
-                <w:i w:val="false"/>
-                <w:b w:val="false"/>
-                <w:u w:val="none"/>
-                <w:strike w:val="false"/>
-                <w:sz w:val="22"/>
-                <w:szCs w:val="22"/>
-                <w:color w:val="000000"/>
-              </w:rPr>
-              <w:t xml:space="preserve">27.4 (6.9)</w:t>
-            </w:r>
-          </w:p>
-        </w:tc>
-        <w:tc>
-          <w:tcPr>
-            <w:tcBorders>
-              <w:bottom w:val="none" w:sz="0" w:space="0" w:color="000000"/>
-              <w:top w:val="none" w:sz="0" w:space="0" w:color="000000"/>
-              <w:left w:val="none" w:sz="0" w:space="0" w:color="000000"/>
-              <w:right w:val="none" w:sz="0" w:space="0" w:color="000000"/>
-            </w:tcBorders>
-            <w:shd w:val="clear" w:color="auto" w:fill="FFFFFF"/>
-            <w:tcMar>
-              <w:top w:w="0" w:type="dxa"/>
-              <w:bottom w:w="0" w:type="dxa"/>
-              <w:left w:w="0" w:type="dxa"/>
-              <w:right w:w="0" w:type="dxa"/>
-            </w:tcMar>
-            <w:vAlign w:val="top"/>
-          </w:tcPr>
-          <w:p>
-            <w:pPr>
-              <w:pStyle w:val="Normal"/>
-              <w:jc w:val="center"/>
-              <w:pBdr>
-                <w:bottom w:val="none" w:sz="0" w:space="0" w:color="000000"/>
-                <w:top w:val="none" w:sz="0" w:space="0" w:color="000000"/>
-                <w:left w:val="none" w:sz="0" w:space="0" w:color="000000"/>
-                <w:right w:val="none" w:sz="0" w:space="0" w:color="000000"/>
-              </w:pBdr>
-              <w:spacing w:after="100" w:before="100" w:line="240"/>
-              <w:ind w:left="100" w:right="100" w:firstLine="0" w:firstLineChars="0"/>
-              <w:rPr>
-                <w:rFonts w:ascii="Helvetica" w:hAnsi="Helvetica" w:eastAsia="Helvetica" w:cs="Helvetica"/>
-                <w:i w:val="false"/>
-                <w:b w:val="false"/>
-                <w:u w:val="none"/>
-                <w:strike w:val="false"/>
-                <w:sz w:val="22"/>
-                <w:szCs w:val="22"/>
-                <w:color w:val="000000"/>
-              </w:rPr>
-            </w:pPr>
-            <w:r>
-              <w:rPr>
-                <w:rFonts w:ascii="Helvetica" w:hAnsi="Helvetica" w:eastAsia="Helvetica" w:cs="Helvetica"/>
-                <w:i w:val="false"/>
-                <w:b w:val="false"/>
-                <w:u w:val="none"/>
-                <w:strike w:val="false"/>
-                <w:sz w:val="22"/>
-                <w:szCs w:val="22"/>
-                <w:color w:val="000000"/>
-              </w:rPr>
-              <w:t xml:space="preserve">27.2 (7.5)</w:t>
-            </w:r>
-          </w:p>
-        </w:tc>
-        <w:tc>
-          <w:tcPr>
-            <w:tcBorders>
-              <w:bottom w:val="none" w:sz="0" w:space="0" w:color="000000"/>
-              <w:top w:val="none" w:sz="0" w:space="0" w:color="000000"/>
-              <w:left w:val="none" w:sz="0" w:space="0" w:color="000000"/>
-              <w:right w:val="none" w:sz="0" w:space="0" w:color="000000"/>
-            </w:tcBorders>
-            <w:shd w:val="clear" w:color="auto" w:fill="FFFFFF"/>
-            <w:tcMar>
-              <w:top w:w="0" w:type="dxa"/>
-              <w:bottom w:w="0" w:type="dxa"/>
-              <w:left w:w="0" w:type="dxa"/>
-              <w:right w:w="0" w:type="dxa"/>
-            </w:tcMar>
-            <w:vAlign w:val="top"/>
-          </w:tcPr>
-          <w:p>
-            <w:pPr>
-              <w:pStyle w:val="Normal"/>
-              <w:jc w:val="center"/>
-              <w:pBdr>
-                <w:bottom w:val="none" w:sz="0" w:space="0" w:color="000000"/>
-                <w:top w:val="none" w:sz="0" w:space="0" w:color="000000"/>
-                <w:left w:val="none" w:sz="0" w:space="0" w:color="000000"/>
-                <w:right w:val="none" w:sz="0" w:space="0" w:color="000000"/>
-              </w:pBdr>
-              <w:spacing w:after="100" w:before="100" w:line="240"/>
-              <w:ind w:left="100" w:right="100" w:firstLine="0" w:firstLineChars="0"/>
-              <w:rPr>
-                <w:rFonts w:ascii="Helvetica" w:hAnsi="Helvetica" w:eastAsia="Helvetica" w:cs="Helvetica"/>
-                <w:i w:val="false"/>
-                <w:b w:val="false"/>
-                <w:u w:val="none"/>
-                <w:strike w:val="false"/>
-                <w:sz w:val="22"/>
-                <w:szCs w:val="22"/>
-                <w:color w:val="000000"/>
-              </w:rPr>
-            </w:pPr>
-            <w:r>
-              <w:rPr>
-                <w:rFonts w:ascii="Helvetica" w:hAnsi="Helvetica" w:eastAsia="Helvetica" w:cs="Helvetica"/>
-                <w:i w:val="false"/>
-                <w:b w:val="false"/>
-                <w:u w:val="none"/>
-                <w:strike w:val="false"/>
-                <w:sz w:val="22"/>
-                <w:szCs w:val="22"/>
-                <w:color w:val="000000"/>
-              </w:rPr>
-              <w:t xml:space="preserve">0.8</w:t>
-            </w:r>
-          </w:p>
-        </w:tc>
-      </w:tr>
-      <w:tr>
-        <w:trPr>
-          <w:trHeight w:val="573" w:hRule="auto"/>
-        </w:trPr>
-        <w:tc>
-          <w:tcPr>
-            <w:tcBorders>
-              <w:bottom w:val="none" w:sz="0" w:space="0" w:color="000000"/>
-              <w:top w:val="none" w:sz="0" w:space="0" w:color="000000"/>
-              <w:left w:val="none" w:sz="0" w:space="0" w:color="000000"/>
-              <w:right w:val="none" w:sz="0" w:space="0" w:color="000000"/>
-            </w:tcBorders>
-            <w:shd w:val="clear" w:color="auto" w:fill="FFFFFF"/>
-            <w:tcMar>
-              <w:top w:w="0" w:type="dxa"/>
-              <w:bottom w:w="0" w:type="dxa"/>
-              <w:left w:w="0" w:type="dxa"/>
-              <w:right w:w="0" w:type="dxa"/>
-            </w:tcMar>
-            <w:vAlign w:val="top"/>
-          </w:tcPr>
-          <w:p>
-            <w:pPr>
-              <w:pStyle w:val="Normal"/>
-              <w:jc w:val="left"/>
-              <w:pBdr>
-                <w:bottom w:val="none" w:sz="0" w:space="0" w:color="000000"/>
-                <w:top w:val="none" w:sz="0" w:space="0" w:color="000000"/>
-                <w:left w:val="none" w:sz="0" w:space="0" w:color="000000"/>
-                <w:right w:val="none" w:sz="0" w:space="0" w:color="000000"/>
-              </w:pBdr>
-              <w:spacing w:after="100" w:before="100" w:line="240"/>
-              <w:ind w:left="100" w:right="100" w:firstLine="0" w:firstLineChars="0"/>
-              <w:rPr>
-                <w:rFonts w:ascii="Helvetica" w:hAnsi="Helvetica" w:eastAsia="Helvetica" w:cs="Helvetica"/>
-                <w:i w:val="false"/>
-                <w:b w:val="true"/>
-                <w:u w:val="none"/>
-                <w:strike w:val="false"/>
-                <w:sz w:val="22"/>
-                <w:szCs w:val="22"/>
-                <w:color w:val="000000"/>
-              </w:rPr>
-            </w:pPr>
-            <w:r>
-              <w:rPr>
-                <w:rFonts w:ascii="Helvetica" w:hAnsi="Helvetica" w:eastAsia="Helvetica" w:cs="Helvetica"/>
-                <w:i w:val="false"/>
-                <w:b w:val="true"/>
-                <w:u w:val="none"/>
-                <w:strike w:val="false"/>
-                <w:sz w:val="22"/>
-                <w:szCs w:val="22"/>
-                <w:color w:val="000000"/>
-              </w:rPr>
-              <w:t xml:space="preserve">Perceived stress level</w:t>
-            </w:r>
-          </w:p>
-        </w:tc>
-        <w:tc>
-          <w:tcPr>
-            <w:tcBorders>
-              <w:bottom w:val="none" w:sz="0" w:space="0" w:color="000000"/>
-              <w:top w:val="none" w:sz="0" w:space="0" w:color="000000"/>
-              <w:left w:val="none" w:sz="0" w:space="0" w:color="000000"/>
-              <w:right w:val="none" w:sz="0" w:space="0" w:color="000000"/>
-            </w:tcBorders>
-            <w:shd w:val="clear" w:color="auto" w:fill="FFFFFF"/>
-            <w:tcMar>
-              <w:top w:w="0" w:type="dxa"/>
-              <w:bottom w:w="0" w:type="dxa"/>
-              <w:left w:w="0" w:type="dxa"/>
-              <w:right w:w="0" w:type="dxa"/>
-            </w:tcMar>
-            <w:vAlign w:val="top"/>
-          </w:tcPr>
-          <w:p>
-            <w:pPr>
-              <w:pStyle w:val="Normal"/>
-              <w:jc w:val="center"/>
-              <w:pBdr>
-                <w:bottom w:val="none" w:sz="0" w:space="0" w:color="000000"/>
-                <w:top w:val="none" w:sz="0" w:space="0" w:color="000000"/>
-                <w:left w:val="none" w:sz="0" w:space="0" w:color="000000"/>
-                <w:right w:val="none" w:sz="0" w:space="0" w:color="000000"/>
-              </w:pBdr>
-              <w:spacing w:after="100" w:before="100" w:line="240"/>
-              <w:ind w:left="100" w:right="100" w:firstLine="0" w:firstLineChars="0"/>
-              <w:rPr>
-                <w:rFonts w:ascii="Helvetica" w:hAnsi="Helvetica" w:eastAsia="Helvetica" w:cs="Helvetica"/>
-                <w:i w:val="false"/>
-                <w:b w:val="false"/>
-                <w:u w:val="none"/>
-                <w:strike w:val="false"/>
-                <w:sz w:val="22"/>
-                <w:szCs w:val="22"/>
-                <w:color w:val="000000"/>
-              </w:rPr>
-            </w:pPr>
-            <w:r>
-              <w:rPr>
-                <w:rFonts w:ascii="Helvetica" w:hAnsi="Helvetica" w:eastAsia="Helvetica" w:cs="Helvetica"/>
-                <w:i w:val="false"/>
-                <w:b w:val="false"/>
-                <w:u w:val="none"/>
-                <w:strike w:val="false"/>
-                <w:sz w:val="22"/>
-                <w:szCs w:val="22"/>
-                <w:color w:val="000000"/>
-              </w:rPr>
-              <w:t xml:space="preserve"/>
-            </w:r>
-          </w:p>
-        </w:tc>
-        <w:tc>
-          <w:tcPr>
-            <w:tcBorders>
-              <w:bottom w:val="none" w:sz="0" w:space="0" w:color="000000"/>
-              <w:top w:val="none" w:sz="0" w:space="0" w:color="000000"/>
-              <w:left w:val="none" w:sz="0" w:space="0" w:color="000000"/>
-              <w:right w:val="none" w:sz="0" w:space="0" w:color="000000"/>
-            </w:tcBorders>
-            <w:shd w:val="clear" w:color="auto" w:fill="FFFFFF"/>
-            <w:tcMar>
-              <w:top w:w="0" w:type="dxa"/>
-              <w:bottom w:w="0" w:type="dxa"/>
-              <w:left w:w="0" w:type="dxa"/>
-              <w:right w:w="0" w:type="dxa"/>
-            </w:tcMar>
-            <w:vAlign w:val="top"/>
-          </w:tcPr>
-          <w:p>
-            <w:pPr>
-              <w:pStyle w:val="Normal"/>
-              <w:jc w:val="center"/>
-              <w:pBdr>
-                <w:bottom w:val="none" w:sz="0" w:space="0" w:color="000000"/>
-                <w:top w:val="none" w:sz="0" w:space="0" w:color="000000"/>
-                <w:left w:val="none" w:sz="0" w:space="0" w:color="000000"/>
-                <w:right w:val="none" w:sz="0" w:space="0" w:color="000000"/>
-              </w:pBdr>
-              <w:spacing w:after="100" w:before="100" w:line="240"/>
-              <w:ind w:left="100" w:right="100" w:firstLine="0" w:firstLineChars="0"/>
-              <w:rPr>
-                <w:rFonts w:ascii="Helvetica" w:hAnsi="Helvetica" w:eastAsia="Helvetica" w:cs="Helvetica"/>
-                <w:i w:val="false"/>
-                <w:b w:val="false"/>
-                <w:u w:val="none"/>
-                <w:strike w:val="false"/>
-                <w:sz w:val="22"/>
-                <w:szCs w:val="22"/>
-                <w:color w:val="000000"/>
-              </w:rPr>
-            </w:pPr>
-            <w:r>
-              <w:rPr>
-                <w:rFonts w:ascii="Helvetica" w:hAnsi="Helvetica" w:eastAsia="Helvetica" w:cs="Helvetica"/>
-                <w:i w:val="false"/>
-                <w:b w:val="false"/>
-                <w:u w:val="none"/>
-                <w:strike w:val="false"/>
-                <w:sz w:val="22"/>
-                <w:szCs w:val="22"/>
-                <w:color w:val="000000"/>
-              </w:rPr>
-              <w:t xml:space="preserve"/>
-            </w:r>
-          </w:p>
-        </w:tc>
-        <w:tc>
-          <w:tcPr>
-            <w:tcBorders>
-              <w:bottom w:val="none" w:sz="0" w:space="0" w:color="000000"/>
-              <w:top w:val="none" w:sz="0" w:space="0" w:color="000000"/>
-              <w:left w:val="none" w:sz="0" w:space="0" w:color="000000"/>
-              <w:right w:val="none" w:sz="0" w:space="0" w:color="000000"/>
-            </w:tcBorders>
-            <w:shd w:val="clear" w:color="auto" w:fill="FFFFFF"/>
-            <w:tcMar>
-              <w:top w:w="0" w:type="dxa"/>
-              <w:bottom w:w="0" w:type="dxa"/>
-              <w:left w:w="0" w:type="dxa"/>
-              <w:right w:w="0" w:type="dxa"/>
-            </w:tcMar>
-            <w:vAlign w:val="top"/>
-          </w:tcPr>
-          <w:p>
-            <w:pPr>
-              <w:pStyle w:val="Normal"/>
-              <w:jc w:val="center"/>
-              <w:pBdr>
-                <w:bottom w:val="none" w:sz="0" w:space="0" w:color="000000"/>
-                <w:top w:val="none" w:sz="0" w:space="0" w:color="000000"/>
-                <w:left w:val="none" w:sz="0" w:space="0" w:color="000000"/>
-                <w:right w:val="none" w:sz="0" w:space="0" w:color="000000"/>
-              </w:pBdr>
-              <w:spacing w:after="100" w:before="100" w:line="240"/>
-              <w:ind w:left="100" w:right="100" w:firstLine="0" w:firstLineChars="0"/>
-              <w:rPr>
-                <w:rFonts w:ascii="Helvetica" w:hAnsi="Helvetica" w:eastAsia="Helvetica" w:cs="Helvetica"/>
-                <w:i w:val="false"/>
-                <w:b w:val="false"/>
-                <w:u w:val="none"/>
-                <w:strike w:val="false"/>
-                <w:sz w:val="22"/>
-                <w:szCs w:val="22"/>
-                <w:color w:val="000000"/>
-              </w:rPr>
-            </w:pPr>
-            <w:r>
-              <w:rPr>
-                <w:rFonts w:ascii="Helvetica" w:hAnsi="Helvetica" w:eastAsia="Helvetica" w:cs="Helvetica"/>
-                <w:i w:val="false"/>
-                <w:b w:val="false"/>
-                <w:u w:val="none"/>
-                <w:strike w:val="false"/>
-                <w:sz w:val="22"/>
-                <w:szCs w:val="22"/>
-                <w:color w:val="000000"/>
-              </w:rPr>
-              <w:t xml:space="preserve"/>
-            </w:r>
-          </w:p>
-        </w:tc>
-        <w:tc>
-          <w:tcPr>
-            <w:tcBorders>
-              <w:bottom w:val="none" w:sz="0" w:space="0" w:color="000000"/>
-              <w:top w:val="none" w:sz="0" w:space="0" w:color="000000"/>
-              <w:left w:val="none" w:sz="0" w:space="0" w:color="000000"/>
-              <w:right w:val="none" w:sz="0" w:space="0" w:color="000000"/>
-            </w:tcBorders>
-            <w:shd w:val="clear" w:color="auto" w:fill="FFFFFF"/>
-            <w:tcMar>
-              <w:top w:w="0" w:type="dxa"/>
-              <w:bottom w:w="0" w:type="dxa"/>
-              <w:left w:w="0" w:type="dxa"/>
-              <w:right w:w="0" w:type="dxa"/>
-            </w:tcMar>
-            <w:vAlign w:val="top"/>
-          </w:tcPr>
-          <w:p>
-            <w:pPr>
-              <w:pStyle w:val="Normal"/>
-              <w:jc w:val="center"/>
-              <w:pBdr>
-                <w:bottom w:val="none" w:sz="0" w:space="0" w:color="000000"/>
-                <w:top w:val="none" w:sz="0" w:space="0" w:color="000000"/>
-                <w:left w:val="none" w:sz="0" w:space="0" w:color="000000"/>
-                <w:right w:val="none" w:sz="0" w:space="0" w:color="000000"/>
-              </w:pBdr>
-              <w:spacing w:after="100" w:before="100" w:line="240"/>
-              <w:ind w:left="100" w:right="100" w:firstLine="0" w:firstLineChars="0"/>
-              <w:rPr>
-                <w:rFonts w:ascii="Helvetica" w:hAnsi="Helvetica" w:eastAsia="Helvetica" w:cs="Helvetica"/>
-                <w:i w:val="false"/>
-                <w:b w:val="false"/>
-                <w:u w:val="none"/>
-                <w:strike w:val="false"/>
-                <w:sz w:val="22"/>
-                <w:szCs w:val="22"/>
-                <w:color w:val="000000"/>
-              </w:rPr>
-            </w:pPr>
-            <w:r>
-              <w:rPr>
-                <w:rFonts w:ascii="Helvetica" w:hAnsi="Helvetica" w:eastAsia="Helvetica" w:cs="Helvetica"/>
-                <w:i w:val="false"/>
-                <w:b w:val="false"/>
-                <w:u w:val="none"/>
-                <w:strike w:val="false"/>
-                <w:sz w:val="22"/>
-                <w:szCs w:val="22"/>
-                <w:color w:val="000000"/>
-              </w:rPr>
-              <w:t xml:space="preserve">0.8</w:t>
-            </w:r>
-          </w:p>
-        </w:tc>
-      </w:tr>
-      <w:tr>
-        <w:trPr>
           <w:trHeight w:val="616" w:hRule="auto"/>
         </w:trPr>
         <w:tc>
           <w:tcPr>
             <w:tcBorders>
-              <w:bottom w:val="none" w:sz="0" w:space="0" w:color="000000"/>
+              <w:bottom w:val="single" w:sz="8" w:space="0" w:color="000000"/>
               <w:top w:val="none" w:sz="0" w:space="0" w:color="000000"/>
               <w:left w:val="none" w:sz="0" w:space="0" w:color="000000"/>
               <w:right w:val="none" w:sz="0" w:space="0" w:color="000000"/>
@@ -5740,538 +5180,33 @@
                 <w:right w:val="none" w:sz="0" w:space="0" w:color="000000"/>
               </w:pBdr>
               <w:spacing w:after="100" w:before="100" w:line="240"/>
-              <w:ind w:left="300" w:right="100" w:firstLine="0" w:firstLineChars="0"/>
-              <w:rPr>
-                <w:rFonts w:ascii="Helvetica" w:hAnsi="Helvetica" w:eastAsia="Helvetica" w:cs="Helvetica"/>
-                <w:i w:val="false"/>
-                <w:b w:val="false"/>
-                <w:u w:val="none"/>
-                <w:strike w:val="false"/>
-                <w:sz w:val="22"/>
-                <w:szCs w:val="22"/>
-                <w:color w:val="000000"/>
-              </w:rPr>
-            </w:pPr>
-            <w:r>
-              <w:rPr>
-                <w:rFonts w:ascii="Helvetica" w:hAnsi="Helvetica" w:eastAsia="Helvetica" w:cs="Helvetica"/>
-                <w:i w:val="false"/>
-                <w:b w:val="false"/>
-                <w:u w:val="none"/>
-                <w:strike w:val="false"/>
-                <w:sz w:val="22"/>
-                <w:szCs w:val="22"/>
-                <w:color w:val="000000"/>
-              </w:rPr>
-              <w:t xml:space="preserve">Low stress (≤22)</w:t>
-            </w:r>
-          </w:p>
-        </w:tc>
-        <w:tc>
-          <w:tcPr>
-            <w:tcBorders>
-              <w:bottom w:val="none" w:sz="0" w:space="0" w:color="000000"/>
-              <w:top w:val="none" w:sz="0" w:space="0" w:color="000000"/>
-              <w:left w:val="none" w:sz="0" w:space="0" w:color="000000"/>
-              <w:right w:val="none" w:sz="0" w:space="0" w:color="000000"/>
-            </w:tcBorders>
-            <w:shd w:val="clear" w:color="auto" w:fill="FFFFFF"/>
-            <w:tcMar>
-              <w:top w:w="0" w:type="dxa"/>
-              <w:bottom w:w="0" w:type="dxa"/>
-              <w:left w:w="0" w:type="dxa"/>
-              <w:right w:w="0" w:type="dxa"/>
-            </w:tcMar>
-            <w:vAlign w:val="top"/>
-          </w:tcPr>
-          <w:p>
-            <w:pPr>
-              <w:pStyle w:val="Normal"/>
-              <w:jc w:val="center"/>
-              <w:pBdr>
-                <w:bottom w:val="none" w:sz="0" w:space="0" w:color="000000"/>
-                <w:top w:val="none" w:sz="0" w:space="0" w:color="000000"/>
-                <w:left w:val="none" w:sz="0" w:space="0" w:color="000000"/>
-                <w:right w:val="none" w:sz="0" w:space="0" w:color="000000"/>
-              </w:pBdr>
-              <w:spacing w:after="100" w:before="100" w:line="240"/>
-              <w:ind w:left="100" w:right="100" w:firstLine="0" w:firstLineChars="0"/>
-              <w:rPr>
-                <w:rFonts w:ascii="Helvetica" w:hAnsi="Helvetica" w:eastAsia="Helvetica" w:cs="Helvetica"/>
-                <w:i w:val="false"/>
-                <w:b w:val="false"/>
-                <w:u w:val="none"/>
-                <w:strike w:val="false"/>
-                <w:sz w:val="22"/>
-                <w:szCs w:val="22"/>
-                <w:color w:val="000000"/>
-              </w:rPr>
-            </w:pPr>
-            <w:r>
-              <w:rPr>
-                <w:rFonts w:ascii="Helvetica" w:hAnsi="Helvetica" w:eastAsia="Helvetica" w:cs="Helvetica"/>
-                <w:i w:val="false"/>
-                <w:b w:val="false"/>
-                <w:u w:val="none"/>
-                <w:strike w:val="false"/>
-                <w:sz w:val="22"/>
-                <w:szCs w:val="22"/>
-                <w:color w:val="000000"/>
-              </w:rPr>
-              <w:t xml:space="preserve">102 (26%)</w:t>
-            </w:r>
-          </w:p>
-        </w:tc>
-        <w:tc>
-          <w:tcPr>
-            <w:tcBorders>
-              <w:bottom w:val="none" w:sz="0" w:space="0" w:color="000000"/>
-              <w:top w:val="none" w:sz="0" w:space="0" w:color="000000"/>
-              <w:left w:val="none" w:sz="0" w:space="0" w:color="000000"/>
-              <w:right w:val="none" w:sz="0" w:space="0" w:color="000000"/>
-            </w:tcBorders>
-            <w:shd w:val="clear" w:color="auto" w:fill="FFFFFF"/>
-            <w:tcMar>
-              <w:top w:w="0" w:type="dxa"/>
-              <w:bottom w:w="0" w:type="dxa"/>
-              <w:left w:w="0" w:type="dxa"/>
-              <w:right w:w="0" w:type="dxa"/>
-            </w:tcMar>
-            <w:vAlign w:val="top"/>
-          </w:tcPr>
-          <w:p>
-            <w:pPr>
-              <w:pStyle w:val="Normal"/>
-              <w:jc w:val="center"/>
-              <w:pBdr>
-                <w:bottom w:val="none" w:sz="0" w:space="0" w:color="000000"/>
-                <w:top w:val="none" w:sz="0" w:space="0" w:color="000000"/>
-                <w:left w:val="none" w:sz="0" w:space="0" w:color="000000"/>
-                <w:right w:val="none" w:sz="0" w:space="0" w:color="000000"/>
-              </w:pBdr>
-              <w:spacing w:after="100" w:before="100" w:line="240"/>
-              <w:ind w:left="100" w:right="100" w:firstLine="0" w:firstLineChars="0"/>
-              <w:rPr>
-                <w:rFonts w:ascii="Helvetica" w:hAnsi="Helvetica" w:eastAsia="Helvetica" w:cs="Helvetica"/>
-                <w:i w:val="false"/>
-                <w:b w:val="false"/>
-                <w:u w:val="none"/>
-                <w:strike w:val="false"/>
-                <w:sz w:val="22"/>
-                <w:szCs w:val="22"/>
-                <w:color w:val="000000"/>
-              </w:rPr>
-            </w:pPr>
-            <w:r>
-              <w:rPr>
-                <w:rFonts w:ascii="Helvetica" w:hAnsi="Helvetica" w:eastAsia="Helvetica" w:cs="Helvetica"/>
-                <w:i w:val="false"/>
-                <w:b w:val="false"/>
-                <w:u w:val="none"/>
-                <w:strike w:val="false"/>
-                <w:sz w:val="22"/>
-                <w:szCs w:val="22"/>
-                <w:color w:val="000000"/>
-              </w:rPr>
-              <w:t xml:space="preserve">50 (25%)</w:t>
-            </w:r>
-          </w:p>
-        </w:tc>
-        <w:tc>
-          <w:tcPr>
-            <w:tcBorders>
-              <w:bottom w:val="none" w:sz="0" w:space="0" w:color="000000"/>
-              <w:top w:val="none" w:sz="0" w:space="0" w:color="000000"/>
-              <w:left w:val="none" w:sz="0" w:space="0" w:color="000000"/>
-              <w:right w:val="none" w:sz="0" w:space="0" w:color="000000"/>
-            </w:tcBorders>
-            <w:shd w:val="clear" w:color="auto" w:fill="FFFFFF"/>
-            <w:tcMar>
-              <w:top w:w="0" w:type="dxa"/>
-              <w:bottom w:w="0" w:type="dxa"/>
-              <w:left w:w="0" w:type="dxa"/>
-              <w:right w:w="0" w:type="dxa"/>
-            </w:tcMar>
-            <w:vAlign w:val="top"/>
-          </w:tcPr>
-          <w:p>
-            <w:pPr>
-              <w:pStyle w:val="Normal"/>
-              <w:jc w:val="center"/>
-              <w:pBdr>
-                <w:bottom w:val="none" w:sz="0" w:space="0" w:color="000000"/>
-                <w:top w:val="none" w:sz="0" w:space="0" w:color="000000"/>
-                <w:left w:val="none" w:sz="0" w:space="0" w:color="000000"/>
-                <w:right w:val="none" w:sz="0" w:space="0" w:color="000000"/>
-              </w:pBdr>
-              <w:spacing w:after="100" w:before="100" w:line="240"/>
-              <w:ind w:left="100" w:right="100" w:firstLine="0" w:firstLineChars="0"/>
-              <w:rPr>
-                <w:rFonts w:ascii="Helvetica" w:hAnsi="Helvetica" w:eastAsia="Helvetica" w:cs="Helvetica"/>
-                <w:i w:val="false"/>
-                <w:b w:val="false"/>
-                <w:u w:val="none"/>
-                <w:strike w:val="false"/>
-                <w:sz w:val="22"/>
-                <w:szCs w:val="22"/>
-                <w:color w:val="000000"/>
-              </w:rPr>
-            </w:pPr>
-            <w:r>
-              <w:rPr>
-                <w:rFonts w:ascii="Helvetica" w:hAnsi="Helvetica" w:eastAsia="Helvetica" w:cs="Helvetica"/>
-                <w:i w:val="false"/>
-                <w:b w:val="false"/>
-                <w:u w:val="none"/>
-                <w:strike w:val="false"/>
-                <w:sz w:val="22"/>
-                <w:szCs w:val="22"/>
-                <w:color w:val="000000"/>
-              </w:rPr>
-              <w:t xml:space="preserve">52 (27%)</w:t>
-            </w:r>
-          </w:p>
-        </w:tc>
-        <w:tc>
-          <w:tcPr>
-            <w:tcBorders>
-              <w:bottom w:val="none" w:sz="0" w:space="0" w:color="000000"/>
-              <w:top w:val="none" w:sz="0" w:space="0" w:color="000000"/>
-              <w:left w:val="none" w:sz="0" w:space="0" w:color="000000"/>
-              <w:right w:val="none" w:sz="0" w:space="0" w:color="000000"/>
-            </w:tcBorders>
-            <w:shd w:val="clear" w:color="auto" w:fill="FFFFFF"/>
-            <w:tcMar>
-              <w:top w:w="0" w:type="dxa"/>
-              <w:bottom w:w="0" w:type="dxa"/>
-              <w:left w:w="0" w:type="dxa"/>
-              <w:right w:w="0" w:type="dxa"/>
-            </w:tcMar>
-            <w:vAlign w:val="top"/>
-          </w:tcPr>
-          <w:p>
-            <w:pPr>
-              <w:pStyle w:val="Normal"/>
-              <w:jc w:val="center"/>
-              <w:pBdr>
-                <w:bottom w:val="none" w:sz="0" w:space="0" w:color="000000"/>
-                <w:top w:val="none" w:sz="0" w:space="0" w:color="000000"/>
-                <w:left w:val="none" w:sz="0" w:space="0" w:color="000000"/>
-                <w:right w:val="none" w:sz="0" w:space="0" w:color="000000"/>
-              </w:pBdr>
-              <w:spacing w:after="100" w:before="100" w:line="240"/>
-              <w:ind w:left="100" w:right="100" w:firstLine="0" w:firstLineChars="0"/>
-              <w:rPr>
-                <w:rFonts w:ascii="Helvetica" w:hAnsi="Helvetica" w:eastAsia="Helvetica" w:cs="Helvetica"/>
-                <w:i w:val="false"/>
-                <w:b w:val="false"/>
-                <w:u w:val="none"/>
-                <w:strike w:val="false"/>
-                <w:sz w:val="22"/>
-                <w:szCs w:val="22"/>
-                <w:color w:val="000000"/>
-              </w:rPr>
-            </w:pPr>
-            <w:r>
-              <w:rPr>
-                <w:rFonts w:ascii="Helvetica" w:hAnsi="Helvetica" w:eastAsia="Helvetica" w:cs="Helvetica"/>
-                <w:i w:val="false"/>
-                <w:b w:val="false"/>
-                <w:u w:val="none"/>
-                <w:strike w:val="false"/>
-                <w:sz w:val="22"/>
-                <w:szCs w:val="22"/>
-                <w:color w:val="000000"/>
-              </w:rPr>
-              <w:t xml:space="preserve"/>
-            </w:r>
-          </w:p>
-        </w:tc>
-      </w:tr>
-      <w:tr>
-        <w:trPr>
-          <w:trHeight w:val="616" w:hRule="auto"/>
-        </w:trPr>
-        <w:tc>
-          <w:tcPr>
-            <w:tcBorders>
-              <w:bottom w:val="none" w:sz="0" w:space="0" w:color="000000"/>
-              <w:top w:val="none" w:sz="0" w:space="0" w:color="000000"/>
-              <w:left w:val="none" w:sz="0" w:space="0" w:color="000000"/>
-              <w:right w:val="none" w:sz="0" w:space="0" w:color="000000"/>
-            </w:tcBorders>
-            <w:shd w:val="clear" w:color="auto" w:fill="FFFFFF"/>
-            <w:tcMar>
-              <w:top w:w="0" w:type="dxa"/>
-              <w:bottom w:w="0" w:type="dxa"/>
-              <w:left w:w="0" w:type="dxa"/>
-              <w:right w:w="0" w:type="dxa"/>
-            </w:tcMar>
-            <w:vAlign w:val="top"/>
-          </w:tcPr>
-          <w:p>
-            <w:pPr>
-              <w:pStyle w:val="Normal"/>
-              <w:jc w:val="left"/>
-              <w:pBdr>
-                <w:bottom w:val="none" w:sz="0" w:space="0" w:color="000000"/>
-                <w:top w:val="none" w:sz="0" w:space="0" w:color="000000"/>
-                <w:left w:val="none" w:sz="0" w:space="0" w:color="000000"/>
-                <w:right w:val="none" w:sz="0" w:space="0" w:color="000000"/>
-              </w:pBdr>
-              <w:spacing w:after="100" w:before="100" w:line="240"/>
-              <w:ind w:left="300" w:right="100" w:firstLine="0" w:firstLineChars="0"/>
-              <w:rPr>
-                <w:rFonts w:ascii="Helvetica" w:hAnsi="Helvetica" w:eastAsia="Helvetica" w:cs="Helvetica"/>
-                <w:i w:val="false"/>
-                <w:b w:val="false"/>
-                <w:u w:val="none"/>
-                <w:strike w:val="false"/>
-                <w:sz w:val="22"/>
-                <w:szCs w:val="22"/>
-                <w:color w:val="000000"/>
-              </w:rPr>
-            </w:pPr>
-            <w:r>
-              <w:rPr>
-                <w:rFonts w:ascii="Helvetica" w:hAnsi="Helvetica" w:eastAsia="Helvetica" w:cs="Helvetica"/>
-                <w:i w:val="false"/>
-                <w:b w:val="false"/>
-                <w:u w:val="none"/>
-                <w:strike w:val="false"/>
-                <w:sz w:val="22"/>
-                <w:szCs w:val="22"/>
-                <w:color w:val="000000"/>
-              </w:rPr>
-              <w:t xml:space="preserve">Moderate stress (23-31)</w:t>
-            </w:r>
-          </w:p>
-        </w:tc>
-        <w:tc>
-          <w:tcPr>
-            <w:tcBorders>
-              <w:bottom w:val="none" w:sz="0" w:space="0" w:color="000000"/>
-              <w:top w:val="none" w:sz="0" w:space="0" w:color="000000"/>
-              <w:left w:val="none" w:sz="0" w:space="0" w:color="000000"/>
-              <w:right w:val="none" w:sz="0" w:space="0" w:color="000000"/>
-            </w:tcBorders>
-            <w:shd w:val="clear" w:color="auto" w:fill="FFFFFF"/>
-            <w:tcMar>
-              <w:top w:w="0" w:type="dxa"/>
-              <w:bottom w:w="0" w:type="dxa"/>
-              <w:left w:w="0" w:type="dxa"/>
-              <w:right w:w="0" w:type="dxa"/>
-            </w:tcMar>
-            <w:vAlign w:val="top"/>
-          </w:tcPr>
-          <w:p>
-            <w:pPr>
-              <w:pStyle w:val="Normal"/>
-              <w:jc w:val="center"/>
-              <w:pBdr>
-                <w:bottom w:val="none" w:sz="0" w:space="0" w:color="000000"/>
-                <w:top w:val="none" w:sz="0" w:space="0" w:color="000000"/>
-                <w:left w:val="none" w:sz="0" w:space="0" w:color="000000"/>
-                <w:right w:val="none" w:sz="0" w:space="0" w:color="000000"/>
-              </w:pBdr>
-              <w:spacing w:after="100" w:before="100" w:line="240"/>
-              <w:ind w:left="100" w:right="100" w:firstLine="0" w:firstLineChars="0"/>
-              <w:rPr>
-                <w:rFonts w:ascii="Helvetica" w:hAnsi="Helvetica" w:eastAsia="Helvetica" w:cs="Helvetica"/>
-                <w:i w:val="false"/>
-                <w:b w:val="false"/>
-                <w:u w:val="none"/>
-                <w:strike w:val="false"/>
-                <w:sz w:val="22"/>
-                <w:szCs w:val="22"/>
-                <w:color w:val="000000"/>
-              </w:rPr>
-            </w:pPr>
-            <w:r>
-              <w:rPr>
-                <w:rFonts w:ascii="Helvetica" w:hAnsi="Helvetica" w:eastAsia="Helvetica" w:cs="Helvetica"/>
-                <w:i w:val="false"/>
-                <w:b w:val="false"/>
-                <w:u w:val="none"/>
-                <w:strike w:val="false"/>
-                <w:sz w:val="22"/>
-                <w:szCs w:val="22"/>
-                <w:color w:val="000000"/>
-              </w:rPr>
-              <w:t xml:space="preserve">179 (46%)</w:t>
-            </w:r>
-          </w:p>
-        </w:tc>
-        <w:tc>
-          <w:tcPr>
-            <w:tcBorders>
-              <w:bottom w:val="none" w:sz="0" w:space="0" w:color="000000"/>
-              <w:top w:val="none" w:sz="0" w:space="0" w:color="000000"/>
-              <w:left w:val="none" w:sz="0" w:space="0" w:color="000000"/>
-              <w:right w:val="none" w:sz="0" w:space="0" w:color="000000"/>
-            </w:tcBorders>
-            <w:shd w:val="clear" w:color="auto" w:fill="FFFFFF"/>
-            <w:tcMar>
-              <w:top w:w="0" w:type="dxa"/>
-              <w:bottom w:w="0" w:type="dxa"/>
-              <w:left w:w="0" w:type="dxa"/>
-              <w:right w:w="0" w:type="dxa"/>
-            </w:tcMar>
-            <w:vAlign w:val="top"/>
-          </w:tcPr>
-          <w:p>
-            <w:pPr>
-              <w:pStyle w:val="Normal"/>
-              <w:jc w:val="center"/>
-              <w:pBdr>
-                <w:bottom w:val="none" w:sz="0" w:space="0" w:color="000000"/>
-                <w:top w:val="none" w:sz="0" w:space="0" w:color="000000"/>
-                <w:left w:val="none" w:sz="0" w:space="0" w:color="000000"/>
-                <w:right w:val="none" w:sz="0" w:space="0" w:color="000000"/>
-              </w:pBdr>
-              <w:spacing w:after="100" w:before="100" w:line="240"/>
-              <w:ind w:left="100" w:right="100" w:firstLine="0" w:firstLineChars="0"/>
-              <w:rPr>
-                <w:rFonts w:ascii="Helvetica" w:hAnsi="Helvetica" w:eastAsia="Helvetica" w:cs="Helvetica"/>
-                <w:i w:val="false"/>
-                <w:b w:val="false"/>
-                <w:u w:val="none"/>
-                <w:strike w:val="false"/>
-                <w:sz w:val="22"/>
-                <w:szCs w:val="22"/>
-                <w:color w:val="000000"/>
-              </w:rPr>
-            </w:pPr>
-            <w:r>
-              <w:rPr>
-                <w:rFonts w:ascii="Helvetica" w:hAnsi="Helvetica" w:eastAsia="Helvetica" w:cs="Helvetica"/>
-                <w:i w:val="false"/>
-                <w:b w:val="false"/>
-                <w:u w:val="none"/>
-                <w:strike w:val="false"/>
-                <w:sz w:val="22"/>
-                <w:szCs w:val="22"/>
-                <w:color w:val="000000"/>
-              </w:rPr>
-              <w:t xml:space="preserve">94 (47%)</w:t>
-            </w:r>
-          </w:p>
-        </w:tc>
-        <w:tc>
-          <w:tcPr>
-            <w:tcBorders>
-              <w:bottom w:val="none" w:sz="0" w:space="0" w:color="000000"/>
-              <w:top w:val="none" w:sz="0" w:space="0" w:color="000000"/>
-              <w:left w:val="none" w:sz="0" w:space="0" w:color="000000"/>
-              <w:right w:val="none" w:sz="0" w:space="0" w:color="000000"/>
-            </w:tcBorders>
-            <w:shd w:val="clear" w:color="auto" w:fill="FFFFFF"/>
-            <w:tcMar>
-              <w:top w:w="0" w:type="dxa"/>
-              <w:bottom w:w="0" w:type="dxa"/>
-              <w:left w:w="0" w:type="dxa"/>
-              <w:right w:w="0" w:type="dxa"/>
-            </w:tcMar>
-            <w:vAlign w:val="top"/>
-          </w:tcPr>
-          <w:p>
-            <w:pPr>
-              <w:pStyle w:val="Normal"/>
-              <w:jc w:val="center"/>
-              <w:pBdr>
-                <w:bottom w:val="none" w:sz="0" w:space="0" w:color="000000"/>
-                <w:top w:val="none" w:sz="0" w:space="0" w:color="000000"/>
-                <w:left w:val="none" w:sz="0" w:space="0" w:color="000000"/>
-                <w:right w:val="none" w:sz="0" w:space="0" w:color="000000"/>
-              </w:pBdr>
-              <w:spacing w:after="100" w:before="100" w:line="240"/>
-              <w:ind w:left="100" w:right="100" w:firstLine="0" w:firstLineChars="0"/>
-              <w:rPr>
-                <w:rFonts w:ascii="Helvetica" w:hAnsi="Helvetica" w:eastAsia="Helvetica" w:cs="Helvetica"/>
-                <w:i w:val="false"/>
-                <w:b w:val="false"/>
-                <w:u w:val="none"/>
-                <w:strike w:val="false"/>
-                <w:sz w:val="22"/>
-                <w:szCs w:val="22"/>
-                <w:color w:val="000000"/>
-              </w:rPr>
-            </w:pPr>
-            <w:r>
-              <w:rPr>
-                <w:rFonts w:ascii="Helvetica" w:hAnsi="Helvetica" w:eastAsia="Helvetica" w:cs="Helvetica"/>
-                <w:i w:val="false"/>
-                <w:b w:val="false"/>
-                <w:u w:val="none"/>
-                <w:strike w:val="false"/>
-                <w:sz w:val="22"/>
-                <w:szCs w:val="22"/>
-                <w:color w:val="000000"/>
-              </w:rPr>
-              <w:t xml:space="preserve">85 (44%)</w:t>
-            </w:r>
-          </w:p>
-        </w:tc>
-        <w:tc>
-          <w:tcPr>
-            <w:tcBorders>
-              <w:bottom w:val="none" w:sz="0" w:space="0" w:color="000000"/>
-              <w:top w:val="none" w:sz="0" w:space="0" w:color="000000"/>
-              <w:left w:val="none" w:sz="0" w:space="0" w:color="000000"/>
-              <w:right w:val="none" w:sz="0" w:space="0" w:color="000000"/>
-            </w:tcBorders>
-            <w:shd w:val="clear" w:color="auto" w:fill="FFFFFF"/>
-            <w:tcMar>
-              <w:top w:w="0" w:type="dxa"/>
-              <w:bottom w:w="0" w:type="dxa"/>
-              <w:left w:w="0" w:type="dxa"/>
-              <w:right w:w="0" w:type="dxa"/>
-            </w:tcMar>
-            <w:vAlign w:val="top"/>
-          </w:tcPr>
-          <w:p>
-            <w:pPr>
-              <w:pStyle w:val="Normal"/>
-              <w:jc w:val="center"/>
-              <w:pBdr>
-                <w:bottom w:val="none" w:sz="0" w:space="0" w:color="000000"/>
-                <w:top w:val="none" w:sz="0" w:space="0" w:color="000000"/>
-                <w:left w:val="none" w:sz="0" w:space="0" w:color="000000"/>
-                <w:right w:val="none" w:sz="0" w:space="0" w:color="000000"/>
-              </w:pBdr>
-              <w:spacing w:after="100" w:before="100" w:line="240"/>
-              <w:ind w:left="100" w:right="100" w:firstLine="0" w:firstLineChars="0"/>
-              <w:rPr>
-                <w:rFonts w:ascii="Helvetica" w:hAnsi="Helvetica" w:eastAsia="Helvetica" w:cs="Helvetica"/>
-                <w:i w:val="false"/>
-                <w:b w:val="false"/>
-                <w:u w:val="none"/>
-                <w:strike w:val="false"/>
-                <w:sz w:val="22"/>
-                <w:szCs w:val="22"/>
-                <w:color w:val="000000"/>
-              </w:rPr>
-            </w:pPr>
-            <w:r>
-              <w:rPr>
-                <w:rFonts w:ascii="Helvetica" w:hAnsi="Helvetica" w:eastAsia="Helvetica" w:cs="Helvetica"/>
-                <w:i w:val="false"/>
-                <w:b w:val="false"/>
-                <w:u w:val="none"/>
-                <w:strike w:val="false"/>
-                <w:sz w:val="22"/>
-                <w:szCs w:val="22"/>
-                <w:color w:val="000000"/>
-              </w:rPr>
-              <w:t xml:space="preserve"/>
-            </w:r>
-          </w:p>
-        </w:tc>
-      </w:tr>
-      <w:tr>
-        <w:trPr>
-          <w:trHeight w:val="620" w:hRule="auto"/>
-        </w:trPr>
+              <w:ind w:left="100" w:right="100" w:firstLine="0" w:firstLineChars="0"/>
+              <w:rPr>
+                <w:rFonts w:ascii="Helvetica" w:hAnsi="Helvetica" w:eastAsia="Helvetica" w:cs="Helvetica"/>
+                <w:i w:val="false"/>
+                <w:b w:val="true"/>
+                <w:u w:val="none"/>
+                <w:strike w:val="false"/>
+                <w:sz w:val="22"/>
+                <w:szCs w:val="22"/>
+                <w:color w:val="000000"/>
+              </w:rPr>
+            </w:pPr>
+            <w:r>
+              <w:rPr>
+                <w:rFonts w:ascii="Helvetica" w:hAnsi="Helvetica" w:eastAsia="Helvetica" w:cs="Helvetica"/>
+                <w:i w:val="false"/>
+                <w:b w:val="true"/>
+                <w:u w:val="none"/>
+                <w:strike w:val="false"/>
+                <w:sz w:val="22"/>
+                <w:szCs w:val="22"/>
+                <w:color w:val="000000"/>
+              </w:rPr>
+              <w:t xml:space="preserve">Water 5item subscale (0-15)</w:t>
+            </w:r>
+          </w:p>
+        </w:tc>
         <w:tc>
           <w:tcPr>
             <w:tcBorders>
@@ -6292,38 +5227,38 @@
           <w:p>
             <w:pPr>
               <w:pStyle w:val="Normal"/>
-              <w:jc w:val="left"/>
-              <w:pBdr>
-                <w:bottom w:val="none" w:sz="0" w:space="0" w:color="000000"/>
-                <w:top w:val="none" w:sz="0" w:space="0" w:color="000000"/>
-                <w:left w:val="none" w:sz="0" w:space="0" w:color="000000"/>
-                <w:right w:val="none" w:sz="0" w:space="0" w:color="000000"/>
-              </w:pBdr>
-              <w:spacing w:after="100" w:before="100" w:line="240"/>
-              <w:ind w:left="300" w:right="100" w:firstLine="0" w:firstLineChars="0"/>
-              <w:rPr>
-                <w:rFonts w:ascii="Helvetica" w:hAnsi="Helvetica" w:eastAsia="Helvetica" w:cs="Helvetica"/>
-                <w:i w:val="false"/>
-                <w:b w:val="false"/>
-                <w:u w:val="none"/>
-                <w:strike w:val="false"/>
-                <w:sz w:val="22"/>
-                <w:szCs w:val="22"/>
-                <w:color w:val="000000"/>
-              </w:rPr>
-            </w:pPr>
-            <w:r>
-              <w:rPr>
-                <w:rFonts w:ascii="Helvetica" w:hAnsi="Helvetica" w:eastAsia="Helvetica" w:cs="Helvetica"/>
-                <w:i w:val="false"/>
-                <w:b w:val="false"/>
-                <w:u w:val="none"/>
-                <w:strike w:val="false"/>
-                <w:sz w:val="22"/>
-                <w:szCs w:val="22"/>
-                <w:color w:val="000000"/>
-              </w:rPr>
-              <w:t xml:space="preserve">High stress (≥32)</w:t>
+              <w:jc w:val="center"/>
+              <w:pBdr>
+                <w:bottom w:val="none" w:sz="0" w:space="0" w:color="000000"/>
+                <w:top w:val="none" w:sz="0" w:space="0" w:color="000000"/>
+                <w:left w:val="none" w:sz="0" w:space="0" w:color="000000"/>
+                <w:right w:val="none" w:sz="0" w:space="0" w:color="000000"/>
+              </w:pBdr>
+              <w:spacing w:after="100" w:before="100" w:line="240"/>
+              <w:ind w:left="100" w:right="100" w:firstLine="0" w:firstLineChars="0"/>
+              <w:rPr>
+                <w:rFonts w:ascii="Helvetica" w:hAnsi="Helvetica" w:eastAsia="Helvetica" w:cs="Helvetica"/>
+                <w:i w:val="false"/>
+                <w:b w:val="false"/>
+                <w:u w:val="none"/>
+                <w:strike w:val="false"/>
+                <w:sz w:val="22"/>
+                <w:szCs w:val="22"/>
+                <w:color w:val="000000"/>
+              </w:rPr>
+            </w:pPr>
+            <w:r>
+              <w:rPr>
+                <w:rFonts w:ascii="Helvetica" w:hAnsi="Helvetica" w:eastAsia="Helvetica" w:cs="Helvetica"/>
+                <w:i w:val="false"/>
+                <w:b w:val="false"/>
+                <w:u w:val="none"/>
+                <w:strike w:val="false"/>
+                <w:sz w:val="22"/>
+                <w:szCs w:val="22"/>
+                <w:color w:val="000000"/>
+              </w:rPr>
+              <w:t xml:space="preserve">3.2 (3.0)</w:t>
             </w:r>
           </w:p>
         </w:tc>
@@ -6378,7 +5313,7 @@
                 <w:szCs w:val="22"/>
                 <w:color w:val="000000"/>
               </w:rPr>
-              <w:t xml:space="preserve">112 (28%)</w:t>
+              <w:t xml:space="preserve">2.6 (2.7)</w:t>
             </w:r>
           </w:p>
         </w:tc>
@@ -6433,7 +5368,7 @@
                 <w:szCs w:val="22"/>
                 <w:color w:val="000000"/>
               </w:rPr>
-              <w:t xml:space="preserve">55 (28%)</w:t>
+              <w:t xml:space="preserve">4.0 (3.2)</w:t>
             </w:r>
           </w:p>
         </w:tc>
@@ -6488,62 +5423,7 @@
                 <w:szCs w:val="22"/>
                 <w:color w:val="000000"/>
               </w:rPr>
-              <w:t xml:space="preserve">57 (29%)</w:t>
-            </w:r>
-          </w:p>
-        </w:tc>
-        <w:tc>
-          <w:tcPr>
-            <w:tcBorders>
-              <w:bottom w:val="single" w:sz="8" w:space="0" w:color="000000"/>
-              <w:top w:val="none" w:sz="0" w:space="0" w:color="000000"/>
-              <w:left w:val="none" w:sz="0" w:space="0" w:color="000000"/>
-              <w:right w:val="none" w:sz="0" w:space="0" w:color="000000"/>
-            </w:tcBorders>
-            <w:shd w:val="clear" w:color="auto" w:fill="FFFFFF"/>
-            <w:tcMar>
-              <w:top w:w="0" w:type="dxa"/>
-              <w:bottom w:w="0" w:type="dxa"/>
-              <w:left w:w="0" w:type="dxa"/>
-              <w:right w:w="0" w:type="dxa"/>
-            </w:tcMar>
-            <w:vAlign w:val="top"/>
-          </w:tcPr>
-          <w:p>
-            <w:pPr>
-              <w:pStyle w:val="Normal"/>
-              <w:jc w:val="center"/>
-              <w:pBdr>
-                <w:bottom w:val="none" w:sz="0" w:space="0" w:color="000000"/>
-                <w:top w:val="none" w:sz="0" w:space="0" w:color="000000"/>
-                <w:left w:val="none" w:sz="0" w:space="0" w:color="000000"/>
-                <w:right w:val="none" w:sz="0" w:space="0" w:color="000000"/>
-              </w:pBdr>
-              <w:spacing w:after="100" w:before="100" w:line="240"/>
-              <w:ind w:left="100" w:right="100" w:firstLine="0" w:firstLineChars="0"/>
-              <w:rPr>
-                <w:rFonts w:ascii="Helvetica" w:hAnsi="Helvetica" w:eastAsia="Helvetica" w:cs="Helvetica"/>
-                <w:i w:val="false"/>
-                <w:b w:val="false"/>
-                <w:u w:val="none"/>
-                <w:strike w:val="false"/>
-                <w:sz w:val="22"/>
-                <w:szCs w:val="22"/>
-                <w:color w:val="000000"/>
-              </w:rPr>
-            </w:pPr>
-            <w:r>
-              <w:rPr>
-                <w:rFonts w:ascii="Helvetica" w:hAnsi="Helvetica" w:eastAsia="Helvetica" w:cs="Helvetica"/>
-                <w:i w:val="false"/>
-                <w:b w:val="false"/>
-                <w:u w:val="none"/>
-                <w:strike w:val="false"/>
-                <w:sz w:val="22"/>
-                <w:szCs w:val="22"/>
-                <w:color w:val="000000"/>
-              </w:rPr>
-              <w:t xml:space="preserve"/>
+              <w:t xml:space="preserve">&lt;0.001</w:t>
             </w:r>
           </w:p>
         </w:tc>
